--- a/courseware/LP-Agentic AI Applications with Claude Code.docx
+++ b/courseware/LP-Agentic AI Applications with Claude Code.docx
@@ -169,7 +169,7 @@
           <w:b/>
           <w:sz w:val="24"/>
         </w:rPr>
-        <w:t>Version 1.9</w:t>
+        <w:t>Version 2.0</w:t>
       </w:r>
     </w:p>
     <w:p>
@@ -872,6 +872,48 @@
           </w:p>
         </w:tc>
       </w:tr>
+      <w:tr>
+        <w:tc>
+          <w:tcPr>
+            <w:tcW w:type="dxa" w:w="2340"/>
+          </w:tcPr>
+          <w:p>
+            <w:r>
+              <w:t xml:space="preserve">2.0</w:t>
+            </w:r>
+          </w:p>
+        </w:tc>
+        <w:tc>
+          <w:tcPr>
+            <w:tcW w:type="dxa" w:w="2340"/>
+          </w:tcPr>
+          <w:p>
+            <w:r>
+              <w:t xml:space="preserve">29 Oct 2026</w:t>
+            </w:r>
+          </w:p>
+        </w:tc>
+        <w:tc>
+          <w:tcPr>
+            <w:tcW w:type="dxa" w:w="2340"/>
+          </w:tcPr>
+          <w:p>
+            <w:r>
+              <w:t xml:space="preserve">Recomputed every slide reference against deck v21 (77 slides) after seven setup/GitHub screenshot slides were added: Topic 1 = 14–49 (Activity 1 = 31–32, 37, 46–49), Topic 2 = 50–59, Topic 3 = 60–73, closing = 72–77. Replaced the retired Mini Capstone with Activities 6–7 to match the deck.</w:t>
+            </w:r>
+          </w:p>
+        </w:tc>
+        <w:tc>
+          <w:tcPr>
+            <w:tcW w:type="dxa" w:w="2340"/>
+          </w:tcPr>
+          <w:p>
+            <w:r>
+              <w:t xml:space="preserve">Tertiary Infotech Academy Pte Ltd</w:t>
+            </w:r>
+          </w:p>
+        </w:tc>
+      </w:tr>
     </w:tbl>
     <w:p>
       <w:r>
@@ -891,11 +933,254 @@
       </w:r>
     </w:p>
     <w:p>
+      <w:pPr>
+        <w:tabs>
+          <w:tab w:val="right" w:leader="dot" w:pos="9072"/>
+        </w:tabs>
+        <w:spacing w:after="60"/>
+      </w:pPr>
       <w:r>
         <w:fldChar w:fldCharType="begin"/>
+      </w:r>
+      <w:r>
         <w:instrText xml:space="preserve">TOC \o "1-3" \h \z \u</w:instrText>
+      </w:r>
+      <w:r>
         <w:fldChar w:fldCharType="separate"/>
-        <w:t>Right-click and choose “Update Field”, or press F9, to build the table of contents.</w:t>
+      </w:r>
+      <w:r>
+        <w:rPr>
+          <w:rFonts w:ascii="Arial" w:hAnsi="Arial"/>
+          <w:b/>
+          <w:color w:val="333333"/>
+          <w:sz w:val="22"/>
+        </w:rPr>
+        <w:t xml:space="preserve">Learning Outcomes</w:t>
+      </w:r>
+      <w:r>
+        <w:rPr>
+          <w:rFonts w:ascii="Arial" w:hAnsi="Arial"/>
+          <w:b/>
+          <w:color w:val="333333"/>
+          <w:sz w:val="22"/>
+        </w:rPr>
+        <w:tab/>
+        <w:t>6</w:t>
+      </w:r>
+    </w:p>
+    <w:p>
+      <w:pPr>
+        <w:tabs>
+          <w:tab w:val="right" w:leader="dot" w:pos="9072"/>
+        </w:tabs>
+        <w:spacing w:after="60"/>
+      </w:pPr>
+      <w:r>
+        <w:rPr>
+          <w:rFonts w:ascii="Arial" w:hAnsi="Arial"/>
+          <w:b/>
+          <w:color w:val="333333"/>
+          <w:sz w:val="22"/>
+        </w:rPr>
+        <w:t xml:space="preserve">Daily Schedule (9:00 AM – 6:00 PM, one-day class)</w:t>
+      </w:r>
+      <w:r>
+        <w:rPr>
+          <w:rFonts w:ascii="Arial" w:hAnsi="Arial"/>
+          <w:b/>
+          <w:color w:val="333333"/>
+          <w:sz w:val="22"/>
+        </w:rPr>
+        <w:tab/>
+        <w:t>6</w:t>
+      </w:r>
+    </w:p>
+    <w:p>
+      <w:pPr>
+        <w:tabs>
+          <w:tab w:val="right" w:leader="dot" w:pos="9072"/>
+        </w:tabs>
+        <w:spacing w:after="60"/>
+      </w:pPr>
+      <w:r>
+        <w:rPr>
+          <w:rFonts w:ascii="Arial" w:hAnsi="Arial"/>
+          <w:b/>
+          <w:color w:val="333333"/>
+          <w:sz w:val="22"/>
+        </w:rPr>
+        <w:t xml:space="preserve">Topic-by-Topic Breakdown</w:t>
+      </w:r>
+      <w:r>
+        <w:rPr>
+          <w:rFonts w:ascii="Arial" w:hAnsi="Arial"/>
+          <w:b/>
+          <w:color w:val="333333"/>
+          <w:sz w:val="22"/>
+        </w:rPr>
+        <w:tab/>
+        <w:t>7</w:t>
+      </w:r>
+    </w:p>
+    <w:p>
+      <w:pPr>
+        <w:tabs>
+          <w:tab w:val="right" w:leader="dot" w:pos="9072"/>
+        </w:tabs>
+        <w:spacing w:after="60"/>
+        <w:ind w:left="360"/>
+      </w:pPr>
+      <w:r>
+        <w:rPr>
+          <w:rFonts w:ascii="Arial" w:hAnsi="Arial"/>
+          <w:color w:val="333333"/>
+          <w:sz w:val="20"/>
+        </w:rPr>
+        <w:t xml:space="preserve">Topic 1 — Claude Code Fundamentals (≈ 1 hr 15 min + Activity 1)  ·  Slides 14–49</w:t>
+      </w:r>
+      <w:r>
+        <w:rPr>
+          <w:rFonts w:ascii="Arial" w:hAnsi="Arial"/>
+          <w:color w:val="333333"/>
+          <w:sz w:val="20"/>
+        </w:rPr>
+        <w:tab/>
+        <w:t>7</w:t>
+      </w:r>
+    </w:p>
+    <w:p>
+      <w:pPr>
+        <w:tabs>
+          <w:tab w:val="right" w:leader="dot" w:pos="9072"/>
+        </w:tabs>
+        <w:spacing w:after="60"/>
+        <w:ind w:left="360"/>
+      </w:pPr>
+      <w:r>
+        <w:rPr>
+          <w:rFonts w:ascii="Arial" w:hAnsi="Arial"/>
+          <w:color w:val="333333"/>
+          <w:sz w:val="20"/>
+        </w:rPr>
+        <w:t xml:space="preserve">Topic 2 — Tools and Commands (≈ 1 hr 30 min incl. activities)  ·  Slides 50–59</w:t>
+      </w:r>
+      <w:r>
+        <w:rPr>
+          <w:rFonts w:ascii="Arial" w:hAnsi="Arial"/>
+          <w:color w:val="333333"/>
+          <w:sz w:val="20"/>
+        </w:rPr>
+        <w:tab/>
+        <w:t>8</w:t>
+      </w:r>
+    </w:p>
+    <w:p>
+      <w:pPr>
+        <w:tabs>
+          <w:tab w:val="right" w:leader="dot" w:pos="9072"/>
+        </w:tabs>
+        <w:spacing w:after="60"/>
+        <w:ind w:left="360"/>
+      </w:pPr>
+      <w:r>
+        <w:rPr>
+          <w:rFonts w:ascii="Arial" w:hAnsi="Arial"/>
+          <w:color w:val="333333"/>
+          <w:sz w:val="20"/>
+        </w:rPr>
+        <w:t xml:space="preserve">Topic 3 — Skills, Agents &amp; Hooks (≈ 1 hr 30 min incl. Activities 6–7)  ·  Slides 60–73</w:t>
+      </w:r>
+      <w:r>
+        <w:rPr>
+          <w:rFonts w:ascii="Arial" w:hAnsi="Arial"/>
+          <w:color w:val="333333"/>
+          <w:sz w:val="20"/>
+        </w:rPr>
+        <w:tab/>
+        <w:t>8</w:t>
+      </w:r>
+    </w:p>
+    <w:p>
+      <w:pPr>
+        <w:tabs>
+          <w:tab w:val="right" w:leader="dot" w:pos="9072"/>
+        </w:tabs>
+        <w:spacing w:after="60"/>
+      </w:pPr>
+      <w:r>
+        <w:rPr>
+          <w:rFonts w:ascii="Arial" w:hAnsi="Arial"/>
+          <w:b/>
+          <w:color w:val="333333"/>
+          <w:sz w:val="22"/>
+        </w:rPr>
+        <w:t xml:space="preserve">Lab Materials</w:t>
+      </w:r>
+      <w:r>
+        <w:rPr>
+          <w:rFonts w:ascii="Arial" w:hAnsi="Arial"/>
+          <w:b/>
+          <w:color w:val="333333"/>
+          <w:sz w:val="22"/>
+        </w:rPr>
+        <w:tab/>
+        <w:t>8</w:t>
+      </w:r>
+    </w:p>
+    <w:p>
+      <w:pPr>
+        <w:tabs>
+          <w:tab w:val="right" w:leader="dot" w:pos="9072"/>
+        </w:tabs>
+        <w:spacing w:after="60"/>
+      </w:pPr>
+      <w:r>
+        <w:rPr>
+          <w:rFonts w:ascii="Arial" w:hAnsi="Arial"/>
+          <w:b/>
+          <w:color w:val="333333"/>
+          <w:sz w:val="22"/>
+        </w:rPr>
+        <w:t xml:space="preserve">Resources Required</w:t>
+      </w:r>
+      <w:r>
+        <w:rPr>
+          <w:rFonts w:ascii="Arial" w:hAnsi="Arial"/>
+          <w:b/>
+          <w:color w:val="333333"/>
+          <w:sz w:val="22"/>
+        </w:rPr>
+        <w:tab/>
+        <w:t>8</w:t>
+      </w:r>
+    </w:p>
+    <w:p>
+      <w:pPr>
+        <w:tabs>
+          <w:tab w:val="right" w:leader="dot" w:pos="9072"/>
+        </w:tabs>
+        <w:spacing w:after="60"/>
+      </w:pPr>
+      <w:r>
+        <w:rPr>
+          <w:rFonts w:ascii="Arial" w:hAnsi="Arial"/>
+          <w:b/>
+          <w:color w:val="333333"/>
+          <w:sz w:val="22"/>
+        </w:rPr>
+        <w:t xml:space="preserve">Assessment</w:t>
+      </w:r>
+      <w:r>
+        <w:rPr>
+          <w:rFonts w:ascii="Arial" w:hAnsi="Arial"/>
+          <w:b/>
+          <w:color w:val="333333"/>
+          <w:sz w:val="22"/>
+        </w:rPr>
+        <w:tab/>
+        <w:t>9</w:t>
+      </w:r>
+      <w:r>
         <w:fldChar w:fldCharType="end"/>
       </w:r>
     </w:p>
@@ -1243,7 +1528,7 @@
           </w:tcPr>
           <w:p>
             <w:r>
-              <w:t xml:space="preserve">1–12</w:t>
+              <w:t xml:space="preserve">1–13</w:t>
             </w:r>
           </w:p>
         </w:tc>
@@ -1290,13 +1575,13 @@
               <w:rPr>
                 <w:b/>
               </w:rPr>
-              <w:t xml:space="preserve">Topic 1.1 Claude Code fundamentals</w:t>
+              <w:t xml:space="preserve">Topic 1.1 Claude Code fundamentals — Setup (Terminal, VS Code extension &amp; secondary side bar, Desktop Code tab); how it works (agentic loop + built-in tools); permission modes &amp; bypass (VS Code and Desktop settings)</w:t>
             </w:r>
             <w:r>
-              <w:t xml:space="preserve"> </w:t>
+              <w:t xml:space="preserve"/>
             </w:r>
             <w:r>
-              <w:t xml:space="preserve">— Setup (Terminal, VS Code, Desktop); how it works (agentic loop + built-in tools); permission modes &amp; bypass</w:t>
+              <w:t xml:space="preserve"/>
             </w:r>
           </w:p>
         </w:tc>
@@ -1320,7 +1605,7 @@
           </w:tcPr>
           <w:p>
             <w:r>
-              <w:t xml:space="preserve">13–30</w:t>
+              <w:t xml:space="preserve">14–30, 33–36</w:t>
             </w:r>
           </w:p>
         </w:tc>
@@ -1472,7 +1757,7 @@
           </w:tcPr>
           <w:p>
             <w:r>
-              <w:t xml:space="preserve">32–39</w:t>
+              <w:t xml:space="preserve">38–45</w:t>
             </w:r>
           </w:p>
         </w:tc>
@@ -1519,13 +1804,13 @@
               <w:rPr>
                 <w:b/>
               </w:rPr>
-              <w:t xml:space="preserve">Activity 1 — Build &amp; Deploy a Website</w:t>
+              <w:t xml:space="preserve">Activity 1 — Build &amp; Deploy a Website — Build a responsive software-dev site (hero, testimonials, enquiry form), create a GitHub repository and push with Claude, deploy on GitHub Pages via Actions, add README</w:t>
             </w:r>
             <w:r>
-              <w:t xml:space="preserve"> </w:t>
+              <w:t xml:space="preserve"/>
             </w:r>
             <w:r>
-              <w:t xml:space="preserve">— Build a responsive software-dev site (hero, testimonials, enquiry form), push to GitHub, deploy on GitHub Pages via Actions, add README</w:t>
+              <w:t xml:space="preserve"/>
             </w:r>
           </w:p>
         </w:tc>
@@ -1549,7 +1834,7 @@
           </w:tcPr>
           <w:p>
             <w:r>
-              <w:t xml:space="preserve">31, 40</w:t>
+              <w:t xml:space="preserve">31–32, 37, 46–49</w:t>
             </w:r>
           </w:p>
         </w:tc>
@@ -1710,7 +1995,7 @@
           </w:tcPr>
           <w:p>
             <w:r>
-              <w:t xml:space="preserve">41–45</w:t>
+              <w:t xml:space="preserve">50–54</w:t>
             </w:r>
           </w:p>
         </w:tc>
@@ -1796,7 +2081,7 @@
           </w:tcPr>
           <w:p>
             <w:r>
-              <w:t xml:space="preserve">46–50</w:t>
+              <w:t xml:space="preserve">55–59</w:t>
             </w:r>
           </w:p>
         </w:tc>
@@ -1957,7 +2242,7 @@
           </w:tcPr>
           <w:p>
             <w:r>
-              <w:t xml:space="preserve">51–54</w:t>
+              <w:t xml:space="preserve">60–63</w:t>
             </w:r>
           </w:p>
         </w:tc>
@@ -2043,7 +2328,7 @@
           </w:tcPr>
           <w:p>
             <w:r>
-              <w:t xml:space="preserve">55–60</w:t>
+              <w:t xml:space="preserve">64–69</w:t>
             </w:r>
           </w:p>
         </w:tc>
@@ -2090,13 +2375,13 @@
               <w:rPr>
                 <w:b/>
               </w:rPr>
-              <w:t xml:space="preserve">Mini Capstone — Activity 6 &amp; Presentations</w:t>
+              <w:t xml:space="preserve">Activities 6–7 — Hooks (floating WhatsApp widget), final testing, optimisation &amp; deployment</w:t>
             </w:r>
             <w:r>
-              <w:t xml:space="preserve"> </w:t>
+              <w:t xml:space="preserve"/>
             </w:r>
             <w:r>
-              <w:t xml:space="preserve">— Form test to email, WhatsApp widget, final review; learners present</w:t>
+              <w:t xml:space="preserve"/>
             </w:r>
           </w:p>
         </w:tc>
@@ -2110,7 +2395,7 @@
               <w:jc w:val="left"/>
             </w:pPr>
             <w:r>
-              <w:t xml:space="preserve">Hands-on / Presentation</w:t>
+              <w:t xml:space="preserve">Hands-on</w:t>
             </w:r>
           </w:p>
         </w:tc>
@@ -2120,7 +2405,7 @@
           </w:tcPr>
           <w:p>
             <w:r>
-              <w:t xml:space="preserve">61–64</w:t>
+              <w:t xml:space="preserve">70–71</w:t>
             </w:r>
           </w:p>
         </w:tc>
@@ -2191,7 +2476,7 @@
           </w:tcPr>
           <w:p>
             <w:r>
-              <w:t xml:space="preserve">65–70</w:t>
+              <w:t xml:space="preserve">72–77</w:t>
             </w:r>
           </w:p>
         </w:tc>
@@ -2393,7 +2678,7 @@
       </w:pPr>
       <w:bookmarkStart w:id="3" w:name="Xb9290cd5cfd3cee39c1461a7fce98dad9f6772d"/>
       <w:r>
-        <w:t>Topic 1 — Claude Code Fundamentals (≈ 1 hr 15 min + Activity 1)  ·  Slides 13–40</w:t>
+        <w:t>Topic 1 — Claude Code Fundamentals (≈ 1 hr 15 min + Activity 1)  ·  Slides 14–49</w:t>
       </w:r>
       <w:bookmarkEnd w:id="3"/>
       <w:r>
@@ -2409,7 +2694,7 @@
         <w:pStyle w:val="Compact"/>
       </w:pPr>
       <w:r>
-        <w:t xml:space="preserve">Setup: Terminal, IDE (VS Code) and Desktop</w:t>
+        <w:t>Setup: Terminal, IDE (VS Code — install the extension, dock it in the secondary side bar) and the Desktop app (Code tab)</w:t>
       </w:r>
     </w:p>
     <w:p>
@@ -2457,7 +2742,7 @@
         <w:pStyle w:val="Compact"/>
       </w:pPr>
       <w:r>
-        <w:t xml:space="preserve">Permission modes and the dangers of bypass permissions</w:t>
+        <w:t>Permission modes and the dangers of bypass permissions; allowing bypass mode in VS Code and Claude Desktop</w:t>
       </w:r>
     </w:p>
     <w:p>
@@ -2484,14 +2769,10 @@
         <w:rPr>
           <w:b/>
         </w:rPr>
-        <w:t xml:space="preserve">Activity 1:</w:t>
+        <w:t>Activity 1: Build and deploy a website — incl. creating a GitHub repository and pushing with Claude (Step 5)</w:t>
       </w:r>
-      <w:r>
-        <w:t xml:space="preserve"> </w:t>
-      </w:r>
-      <w:r>
-        <w:t xml:space="preserve">Build and deploy a website</w:t>
-      </w:r>
+      <w:r/>
+      <w:r/>
     </w:p>
     <w:p>
       <w:pPr>
@@ -2499,7 +2780,7 @@
       </w:pPr>
       <w:bookmarkStart w:id="4" w:name="X73ca5d129f6cc1e36951d8e1fdfed440c79a748"/>
       <w:r>
-        <w:t>Topic 2 — Tools and Commands (≈ 1 hr 30 min incl. activities)  ·  Slides 41–50</w:t>
+        <w:t>Topic 2 — Tools and Commands (≈ 1 hr 30 min incl. activities)  ·  Slides 50–59</w:t>
       </w:r>
       <w:bookmarkEnd w:id="4"/>
       <w:r>
@@ -2599,7 +2880,7 @@
       </w:pPr>
       <w:bookmarkStart w:id="5" w:name="Xdea2e2f9d65e6adc3f0e170b560c3465e8774bb"/>
       <w:r>
-        <w:t>Topic 3 — Skills, Agents &amp; Hooks (≈ 1 hr 30 min + Mini Capstone)  ·  Slides 51–64</w:t>
+        <w:t>Topic 3 — Skills, Agents &amp; Hooks (≈ 1 hr 30 min incl. Activities 6–7)  ·  Slides 60–73</w:t>
       </w:r>
       <w:bookmarkEnd w:id="5"/>
       <w:r>
@@ -2684,14 +2965,10 @@
         <w:rPr>
           <w:b/>
         </w:rPr>
-        <w:t xml:space="preserve">Activity 6 / Mini Capstone:</w:t>
+        <w:t>Activity 6: Floating WhatsApp widget with a 10-second auto-open hook, suggested queries and voice activation; Activity 7: test, optimise and deploy</w:t>
       </w:r>
-      <w:r>
-        <w:t xml:space="preserve"> </w:t>
-      </w:r>
-      <w:r>
-        <w:t>Floating WhatsApp widget with a 10-second auto-open hook, suggested queries and voice activation; final review and presentation</w:t>
-      </w:r>
+      <w:r/>
+      <w:r/>
     </w:p>
     <w:p>
       <w:pPr>

--- a/courseware/LP-Agentic AI Applications with Claude Code.docx
+++ b/courseware/LP-Agentic AI Applications with Claude Code.docx
@@ -899,7 +899,7 @@
           </w:tcPr>
           <w:p>
             <w:r>
-              <w:t xml:space="preserve">Recomputed every slide reference against deck v21 (77 slides) after seven setup/GitHub screenshot slides were added: Topic 1 = 14–49 (Activity 1 = 31–32, 37, 46–49), Topic 2 = 50–59, Topic 3 = 60–73, closing = 72–77. Replaced the retired Mini Capstone with Activities 6–7 to match the deck.</w:t>
+              <w:t xml:space="preserve">Recomputed every slide reference against deck v21 (77 slides) after seven setup/GitHub screenshot slides were added and the agentic-loop slides moved to follow Harness Engineering (slides 19–22) and the setup walkthrough moved into Activity 1 after the 7 Steps (29–31): Topic 1 = 14–49 (Activity 1 = 28–32, 37, 46–49), Topic 2 = 50–59, Topic 3 = 60–73, closing = 72–77. Replaced the retired Mini Capstone with Activities 6–7 to match the deck.</w:t>
             </w:r>
           </w:p>
         </w:tc>
@@ -1575,7 +1575,7 @@
               <w:rPr>
                 <w:b/>
               </w:rPr>
-              <w:t xml:space="preserve">Topic 1.1 Claude Code fundamentals — Setup (Terminal, VS Code extension &amp; secondary side bar, Desktop Code tab); how it works (agentic loop + built-in tools); permission modes &amp; bypass (VS Code and Desktop settings)</w:t>
+              <w:t xml:space="preserve">Topic 1.1 Claude Code fundamentals — How it works (agentic loop + built-in tools); Setup (Terminal, VS Code, Desktop) &amp; pricing; permission modes &amp; bypass (VS Code and Desktop settings)</w:t>
             </w:r>
             <w:r>
               <w:t xml:space="preserve"/>
@@ -1605,7 +1605,7 @@
           </w:tcPr>
           <w:p>
             <w:r>
-              <w:t xml:space="preserve">14–30, 33–36</w:t>
+              <w:t xml:space="preserve">14–27, 33–36</w:t>
             </w:r>
           </w:p>
         </w:tc>
@@ -1804,7 +1804,7 @@
               <w:rPr>
                 <w:b/>
               </w:rPr>
-              <w:t xml:space="preserve">Activity 1 — Build &amp; Deploy a Website — Build a responsive software-dev site (hero, testimonials, enquiry form), create a GitHub repository and push with Claude, deploy on GitHub Pages via Actions, add README</w:t>
+              <w:t xml:space="preserve">Activity 1 — Build &amp; Deploy a Website — Build a responsive software-dev site (hero, testimonials, enquiry form) after setting up the VS Code extension / Desktop app, create a GitHub repository and push with Claude, deploy on GitHub Pages via Actions, add README</w:t>
             </w:r>
             <w:r>
               <w:t xml:space="preserve"/>
@@ -1834,7 +1834,7 @@
           </w:tcPr>
           <w:p>
             <w:r>
-              <w:t xml:space="preserve">31–32, 37, 46–49</w:t>
+              <w:t xml:space="preserve">28–32, 37, 46–49</w:t>
             </w:r>
           </w:p>
         </w:tc>
@@ -2694,7 +2694,7 @@
         <w:pStyle w:val="Compact"/>
       </w:pPr>
       <w:r>
-        <w:t>Setup: Terminal, IDE (VS Code — install the extension, dock it in the secondary side bar) and the Desktop app (Code tab)</w:t>
+        <w:t xml:space="preserve">How Claude Code works: the agentic loop and built-in tools</w:t>
       </w:r>
     </w:p>
     <w:p>
@@ -2706,7 +2706,7 @@
         <w:pStyle w:val="Compact"/>
       </w:pPr>
       <w:r>
-        <w:t xml:space="preserve">How Claude Code works: the agentic loop and built-in tools</w:t>
+        <w:t>Setup: Terminal, IDE (VS Code) and the Desktop app; pricing</w:t>
       </w:r>
     </w:p>
     <w:p>
@@ -2769,7 +2769,7 @@
         <w:rPr>
           <w:b/>
         </w:rPr>
-        <w:t>Activity 1: Build and deploy a website — incl. creating a GitHub repository and pushing with Claude (Step 5)</w:t>
+        <w:t>Activity 1: Build and deploy a website — set up the VS Code extension (secondary side bar) or the Desktop app, then create a GitHub repository and push with Claude (Step 5)</w:t>
       </w:r>
       <w:r/>
       <w:r/>

--- a/courseware/LP-Agentic AI Applications with Claude Code.docx
+++ b/courseware/LP-Agentic AI Applications with Claude Code.docx
@@ -169,7 +169,7 @@
           <w:b/>
           <w:sz w:val="24"/>
         </w:rPr>
-        <w:t>Version 2.0</w:t>
+        <w:t>Version 2.1</w:t>
       </w:r>
     </w:p>
     <w:p>
@@ -914,6 +914,48 @@
           </w:p>
         </w:tc>
       </w:tr>
+      <w:tr>
+        <w:tc>
+          <w:tcPr>
+            <w:tcW w:type="dxa" w:w="2340"/>
+          </w:tcPr>
+          <w:p>
+            <w:r>
+              <w:t xml:space="preserve">2.1</w:t>
+            </w:r>
+          </w:p>
+        </w:tc>
+        <w:tc>
+          <w:tcPr>
+            <w:tcW w:type="dxa" w:w="2340"/>
+          </w:tcPr>
+          <w:p>
+            <w:r>
+              <w:t xml:space="preserve">29 Oct 2026</w:t>
+            </w:r>
+          </w:p>
+        </w:tc>
+        <w:tc>
+          <w:tcPr>
+            <w:tcW w:type="dxa" w:w="2340"/>
+          </w:tcPr>
+          <w:p>
+            <w:r>
+              <w:t xml:space="preserve">Recomputed slide references against deck v22 (79 slides) after two hook-example slides were added after Automating with Hooks (slides 70–71): Topic 3 = 60–75, Topic 3.2/3.3 = 64–71, Activities 6–7 = 72–73, closing = 74–79.</w:t>
+            </w:r>
+          </w:p>
+        </w:tc>
+        <w:tc>
+          <w:tcPr>
+            <w:tcW w:type="dxa" w:w="2340"/>
+          </w:tcPr>
+          <w:p>
+            <w:r>
+              <w:t xml:space="preserve">Tertiary Infotech Academy Pte Ltd</w:t>
+            </w:r>
+          </w:p>
+        </w:tc>
+      </w:tr>
     </w:tbl>
     <w:p>
       <w:r>
@@ -1088,7 +1130,7 @@
           <w:color w:val="333333"/>
           <w:sz w:val="20"/>
         </w:rPr>
-        <w:t xml:space="preserve">Topic 3 — Skills, Agents &amp; Hooks (≈ 1 hr 30 min incl. Activities 6–7)  ·  Slides 60–73</w:t>
+        <w:t xml:space="preserve">Topic 3 — Skills, Agents &amp; Hooks (≈ 1 hr 30 min incl. Activities 6–7)  ·  Slides 60–75</w:t>
       </w:r>
       <w:r>
         <w:rPr>
@@ -2289,22 +2331,22 @@
               <w:rPr>
                 <w:b/>
               </w:rPr>
-              <w:t xml:space="preserve">Topic 3.2 Sub Agents &amp; 3.3 Hooks</w:t>
+              <w:t xml:space="preserve">Topic 3.2 Sub Agents &amp; 3.3 Hooks — Creating sub agents, hook events, hooks in action (10-second pop-up, voice greeting on chat click); Activity 5 — Security sub agent + lead-magnet UI/UX sub agent</w:t>
             </w:r>
             <w:r>
-              <w:t xml:space="preserve"> </w:t>
+              <w:t xml:space="preserve"/>
             </w:r>
             <w:r>
-              <w:t xml:space="preserve">— Creating sub agents, hook events;</w:t>
+              <w:t xml:space="preserve"/>
             </w:r>
             <w:r>
-              <w:t xml:space="preserve"> </w:t>
+              <w:t xml:space="preserve"/>
             </w:r>
             <w:r>
               <w:rPr>
                 <w:b/>
               </w:rPr>
-              <w:t xml:space="preserve">Activity 5 — Security sub agent + lead-magnet UI/UX sub agent</w:t>
+              <w:t xml:space="preserve"/>
             </w:r>
           </w:p>
         </w:tc>
@@ -2328,7 +2370,7 @@
           </w:tcPr>
           <w:p>
             <w:r>
-              <w:t xml:space="preserve">64–69</w:t>
+              <w:t xml:space="preserve">64–71</w:t>
             </w:r>
           </w:p>
         </w:tc>
@@ -2405,7 +2447,7 @@
           </w:tcPr>
           <w:p>
             <w:r>
-              <w:t xml:space="preserve">70–71</w:t>
+              <w:t xml:space="preserve">72–73</w:t>
             </w:r>
           </w:p>
         </w:tc>
@@ -2476,7 +2518,7 @@
           </w:tcPr>
           <w:p>
             <w:r>
-              <w:t xml:space="preserve">72–77</w:t>
+              <w:t xml:space="preserve">74–79</w:t>
             </w:r>
           </w:p>
         </w:tc>
@@ -2880,7 +2922,7 @@
       </w:pPr>
       <w:bookmarkStart w:id="5" w:name="Xdea2e2f9d65e6adc3f0e170b560c3465e8774bb"/>
       <w:r>
-        <w:t>Topic 3 — Skills, Agents &amp; Hooks (≈ 1 hr 30 min incl. Activities 6–7)  ·  Slides 60–73</w:t>
+        <w:t>Topic 3 — Skills, Agents &amp; Hooks (≈ 1 hr 30 min incl. Activities 6–7)  ·  Slides 60–75</w:t>
       </w:r>
       <w:bookmarkEnd w:id="5"/>
       <w:r>
@@ -2929,7 +2971,7 @@
         <w:pStyle w:val="Compact"/>
       </w:pPr>
       <w:r>
-        <w:t xml:space="preserve">Sub agents and hooks</w:t>
+        <w:t>Sub agents and hooks; hooks in action — a 10-second pop-up and a voice greeting on chat click</w:t>
       </w:r>
     </w:p>
     <w:p>
